--- a/Pro(众测开放中)/src/testModule/SKRoot模块打包指南.docx
+++ b/Pro(众测开放中)/src/testModule/SKRoot模块打包指南.docx
@@ -1059,6 +1059,49 @@
           <w:rFonts w:ascii="微软雅黑" w:eastAsia="微软雅黑" w:hAnsi="微软雅黑" w:hint="eastAsia"/>
           <w:sz w:val="24"/>
         </w:rPr>
+        <w:t>，且</w:t>
+      </w:r>
+      <w:r>
+        <w:rPr>
+          <w:rFonts w:ascii="微软雅黑" w:eastAsia="微软雅黑" w:hAnsi="微软雅黑" w:hint="eastAsia"/>
+          <w:b/>
+          <w:bCs/>
+          <w:sz w:val="24"/>
+        </w:rPr>
+        <w:t>全部文件</w:t>
+      </w:r>
+      <w:r>
+        <w:rPr>
+          <w:rFonts w:ascii="微软雅黑" w:eastAsia="微软雅黑" w:hAnsi="微软雅黑" w:hint="eastAsia"/>
+          <w:b/>
+          <w:bCs/>
+          <w:sz w:val="24"/>
+        </w:rPr>
+        <w:t>自动</w:t>
+      </w:r>
+      <w:r>
+        <w:rPr>
+          <w:rFonts w:ascii="微软雅黑" w:eastAsia="微软雅黑" w:hAnsi="微软雅黑" w:hint="eastAsia"/>
+          <w:b/>
+          <w:bCs/>
+          <w:sz w:val="24"/>
+        </w:rPr>
+        <w:t>给予</w:t>
+      </w:r>
+      <w:r>
+        <w:rPr>
+          <w:rFonts w:ascii="微软雅黑" w:eastAsia="微软雅黑" w:hAnsi="微软雅黑" w:hint="eastAsia"/>
+          <w:b/>
+          <w:bCs/>
+          <w:sz w:val="24"/>
+        </w:rPr>
+        <w:t>777权限</w:t>
+      </w:r>
+      <w:r>
+        <w:rPr>
+          <w:rFonts w:ascii="微软雅黑" w:eastAsia="微软雅黑" w:hAnsi="微软雅黑" w:hint="eastAsia"/>
+          <w:sz w:val="24"/>
+        </w:rPr>
         <w:t>。</w:t>
       </w:r>
       <w:r>
@@ -1131,7 +1174,7 @@
           <w:rFonts w:ascii="微软雅黑" w:eastAsia="微软雅黑" w:hAnsi="微软雅黑" w:hint="eastAsia"/>
           <w:sz w:val="24"/>
         </w:rPr>
-        <w:t>2.在编程中，可使用</w:t>
+        <w:t>2.在编程中，使用</w:t>
       </w:r>
       <w:proofErr w:type="spellStart"/>
       <w:r>
@@ -1142,21 +1185,19 @@
         <w:t>module_private_dir</w:t>
       </w:r>
       <w:proofErr w:type="spellEnd"/>
-      <w:proofErr w:type="gramStart"/>
-      <w:r>
-        <w:rPr>
-          <w:rFonts w:ascii="微软雅黑" w:eastAsia="微软雅黑" w:hAnsi="微软雅黑" w:hint="eastAsia"/>
-          <w:sz w:val="24"/>
-        </w:rPr>
-        <w:t>访问此</w:t>
-      </w:r>
-      <w:proofErr w:type="gramEnd"/>
-      <w:r>
-        <w:rPr>
-          <w:rFonts w:ascii="微软雅黑" w:eastAsia="微软雅黑" w:hAnsi="微软雅黑" w:hint="eastAsia"/>
-          <w:sz w:val="24"/>
-        </w:rPr>
-        <w:t>目录。</w:t>
+      <w:r>
+        <w:rPr>
+          <w:rFonts w:ascii="微软雅黑" w:eastAsia="微软雅黑" w:hAnsi="微软雅黑" w:hint="eastAsia"/>
+          <w:sz w:val="24"/>
+        </w:rPr>
+        <w:t>可</w:t>
+      </w:r>
+      <w:r>
+        <w:rPr>
+          <w:rFonts w:ascii="微软雅黑" w:eastAsia="微软雅黑" w:hAnsi="微软雅黑" w:hint="eastAsia"/>
+          <w:sz w:val="24"/>
+        </w:rPr>
+        <w:t>访问此目录。</w:t>
       </w:r>
       <w:r>
         <w:rPr>
